--- a/Sp.docx
+++ b/Sp.docx
@@ -41,31 +41,88 @@
           <w:lang w:eastAsia="cs-CZ"/>
         </w:rPr>
       </w:pPr>
+      <w:r>
+        <w:rPr>
+          <w:rFonts w:ascii="Times New Roman" w:eastAsia="Times New Roman" w:hAnsi="Times New Roman" w:cs="Times New Roman"/>
+          <w:b/>
+          <w:bCs/>
+          <w:sz w:val="32"/>
+          <w:szCs w:val="24"/>
+          <w:lang w:eastAsia="cs-CZ"/>
+        </w:rPr>
+        <w:t>Závěrečná</w:t>
+      </w:r>
+      <w:r>
+        <w:rPr>
+          <w:rFonts w:ascii="Times New Roman" w:eastAsia="Times New Roman" w:hAnsi="Times New Roman" w:cs="Times New Roman"/>
+          <w:b/>
+          <w:bCs/>
+          <w:sz w:val="32"/>
+          <w:szCs w:val="24"/>
+          <w:lang w:eastAsia="cs-CZ"/>
+        </w:rPr>
+        <w:t xml:space="preserve"> zpráva</w:t>
+      </w:r>
+      <w:r>
+        <w:rPr>
+          <w:rFonts w:ascii="Times New Roman" w:eastAsia="Times New Roman" w:hAnsi="Times New Roman" w:cs="Times New Roman"/>
+          <w:b/>
+          <w:bCs/>
+          <w:sz w:val="32"/>
+          <w:szCs w:val="24"/>
+          <w:lang w:eastAsia="cs-CZ"/>
+        </w:rPr>
+        <w:br/>
+      </w:r>
+      <w:r>
+        <w:rPr>
+          <w:rFonts w:ascii="Times New Roman" w:eastAsia="Times New Roman" w:hAnsi="Times New Roman" w:cs="Times New Roman"/>
+          <w:b/>
+          <w:bCs/>
+          <w:sz w:val="24"/>
+          <w:szCs w:val="24"/>
+          <w:lang w:eastAsia="cs-CZ"/>
+        </w:rPr>
+        <w:t xml:space="preserve">Odkaz na </w:t>
+      </w:r>
+      <w:proofErr w:type="spellStart"/>
+      <w:r>
+        <w:rPr>
+          <w:rFonts w:ascii="Times New Roman" w:eastAsia="Times New Roman" w:hAnsi="Times New Roman" w:cs="Times New Roman"/>
+          <w:b/>
+          <w:bCs/>
+          <w:sz w:val="24"/>
+          <w:szCs w:val="24"/>
+          <w:lang w:eastAsia="cs-CZ"/>
+        </w:rPr>
+        <w:t>git</w:t>
+      </w:r>
+      <w:proofErr w:type="spellEnd"/>
+      <w:r>
+        <w:rPr>
+          <w:rFonts w:ascii="Times New Roman" w:eastAsia="Times New Roman" w:hAnsi="Times New Roman" w:cs="Times New Roman"/>
+          <w:b/>
+          <w:bCs/>
+          <w:sz w:val="24"/>
+          <w:szCs w:val="24"/>
+          <w:lang w:eastAsia="cs-CZ"/>
+        </w:rPr>
+        <w:t>: https://github.com/SimonPek17/Semest</w:t>
+      </w:r>
       <w:bookmarkStart w:id="0" w:name="_GoBack"/>
-      <w:r>
-        <w:rPr>
-          <w:rFonts w:ascii="Times New Roman" w:eastAsia="Times New Roman" w:hAnsi="Times New Roman" w:cs="Times New Roman"/>
-          <w:b/>
-          <w:bCs/>
-          <w:sz w:val="32"/>
-          <w:szCs w:val="24"/>
-          <w:lang w:eastAsia="cs-CZ"/>
-        </w:rPr>
-        <w:t>Závěrečná</w:t>
-      </w:r>
-      <w:r>
-        <w:rPr>
-          <w:rFonts w:ascii="Times New Roman" w:eastAsia="Times New Roman" w:hAnsi="Times New Roman" w:cs="Times New Roman"/>
-          <w:b/>
-          <w:bCs/>
-          <w:sz w:val="32"/>
-          <w:szCs w:val="24"/>
-          <w:lang w:eastAsia="cs-CZ"/>
-        </w:rPr>
-        <w:t xml:space="preserve"> zpráva</w:t>
-      </w:r>
-    </w:p>
-    <w:bookmarkEnd w:id="0"/>
+      <w:bookmarkEnd w:id="0"/>
+      <w:r>
+        <w:rPr>
+          <w:rFonts w:ascii="Times New Roman" w:eastAsia="Times New Roman" w:hAnsi="Times New Roman" w:cs="Times New Roman"/>
+          <w:b/>
+          <w:bCs/>
+          <w:sz w:val="24"/>
+          <w:szCs w:val="24"/>
+          <w:lang w:eastAsia="cs-CZ"/>
+        </w:rPr>
+        <w:t>ralni_prace_Prochazka_Pekarek-skorohotovo/tree/SP-FINAL</w:t>
+      </w:r>
+    </w:p>
     <w:p>
       <w:pPr>
         <w:spacing w:before="100" w:beforeAutospacing="1" w:after="100" w:afterAutospacing="1" w:line="240" w:lineRule="auto"/>
@@ -1423,7 +1480,6 @@
           <w:szCs w:val="24"/>
           <w:lang w:eastAsia="cs-CZ"/>
         </w:rPr>
-        <w:lastRenderedPageBreak/>
         <w:t xml:space="preserve">Tabulka </w:t>
       </w:r>
       <w:r>
@@ -1490,6 +1546,7 @@
           <w:szCs w:val="24"/>
           <w:lang w:eastAsia="cs-CZ"/>
         </w:rPr>
+        <w:lastRenderedPageBreak/>
         <w:t>ID_Pokuta</w:t>
       </w:r>
       <w:proofErr w:type="spellEnd"/>
@@ -2154,7 +2211,6 @@
           <w:szCs w:val="36"/>
           <w:lang w:eastAsia="cs-CZ"/>
         </w:rPr>
-        <w:lastRenderedPageBreak/>
         <w:t>7. Závěr</w:t>
       </w:r>
     </w:p>
@@ -2198,6 +2254,7 @@
           <w:szCs w:val="36"/>
           <w:lang w:eastAsia="cs-CZ"/>
         </w:rPr>
+        <w:lastRenderedPageBreak/>
         <w:br w:type="page"/>
       </w:r>
     </w:p>
@@ -2273,6 +2330,7 @@
       <w:r>
         <w:rPr>
           <w:rFonts w:ascii="Times New Roman" w:eastAsia="Times New Roman" w:hAnsi="Times New Roman" w:cs="Times New Roman"/>
+          <w:noProof/>
           <w:sz w:val="24"/>
           <w:szCs w:val="24"/>
           <w:lang w:eastAsia="cs-CZ"/>
@@ -2327,6 +2385,7 @@
       <w:r>
         <w:rPr>
           <w:rFonts w:ascii="Times New Roman" w:eastAsia="Times New Roman" w:hAnsi="Times New Roman" w:cs="Times New Roman"/>
+          <w:noProof/>
           <w:sz w:val="24"/>
           <w:szCs w:val="24"/>
           <w:lang w:eastAsia="cs-CZ"/>
@@ -2381,6 +2440,7 @@
       <w:r>
         <w:rPr>
           <w:rFonts w:ascii="Times New Roman" w:eastAsia="Times New Roman" w:hAnsi="Times New Roman" w:cs="Times New Roman"/>
+          <w:noProof/>
           <w:sz w:val="24"/>
           <w:szCs w:val="24"/>
           <w:lang w:eastAsia="cs-CZ"/>
@@ -2436,6 +2496,7 @@
       <w:r>
         <w:rPr>
           <w:rFonts w:ascii="Times New Roman" w:eastAsia="Times New Roman" w:hAnsi="Times New Roman" w:cs="Times New Roman"/>
+          <w:noProof/>
           <w:sz w:val="24"/>
           <w:szCs w:val="24"/>
           <w:lang w:eastAsia="cs-CZ"/>
